--- a/Documentação Jogo Plataforma.docx
+++ b/Documentação Jogo Plataforma.docx
@@ -164,7 +164,23 @@
           <w:b/>
           <w:bCs/>
         </w:rPr>
-        <w:t xml:space="preserve">4 – representa todos os recursos do projeto cena, jogadores, imagens, musicas tudo que compor o projeto. </w:t>
+        <w:t xml:space="preserve">4 – </w:t>
+      </w:r>
+      <w:proofErr w:type="gramStart"/>
+      <w:r>
+        <w:rPr>
+          <w:b/>
+          <w:bCs/>
+        </w:rPr>
+        <w:t>representa</w:t>
+      </w:r>
+      <w:proofErr w:type="gramEnd"/>
+      <w:r>
+        <w:rPr>
+          <w:b/>
+          <w:bCs/>
+        </w:rPr>
+        <w:t xml:space="preserve"> todos os recursos do projeto cena, jogadores, imagens, musicas tudo que compor o projeto. </w:t>
       </w:r>
     </w:p>
     <w:p>
@@ -294,7 +310,23 @@
           <w:b/>
           <w:bCs/>
         </w:rPr>
-        <w:t xml:space="preserve"> o nó como Game. </w:t>
+        <w:t xml:space="preserve"> o nó </w:t>
+      </w:r>
+      <w:proofErr w:type="gramStart"/>
+      <w:r>
+        <w:rPr>
+          <w:b/>
+          <w:bCs/>
+        </w:rPr>
+        <w:t>como Game</w:t>
+      </w:r>
+      <w:proofErr w:type="gramEnd"/>
+      <w:r>
+        <w:rPr>
+          <w:b/>
+          <w:bCs/>
+        </w:rPr>
+        <w:t xml:space="preserve">. </w:t>
       </w:r>
     </w:p>
     <w:p>
@@ -444,7 +476,15 @@
         <w:spacing w:before="0" w:after="240"/>
       </w:pPr>
       <w:r>
-        <w:t>Nesta janela,  pesquise characterBody2D</w:t>
+        <w:t xml:space="preserve">Nesta </w:t>
+      </w:r>
+      <w:proofErr w:type="gramStart"/>
+      <w:r>
+        <w:t>janela,  pesquise</w:t>
+      </w:r>
+      <w:proofErr w:type="gramEnd"/>
+      <w:r>
+        <w:t xml:space="preserve"> characterBody2D</w:t>
       </w:r>
     </w:p>
     <w:p>
@@ -750,7 +790,15 @@
         <w:spacing w:before="0" w:after="240"/>
       </w:pPr>
       <w:r>
-        <w:t xml:space="preserve">No momento ao executar o jogo, aparecerá apenas a caixa de colisão do jogador. Para fazer ele andar e pular é necessário adicionar um novo script. Para isso, em </w:t>
+        <w:t xml:space="preserve">No momento ao executar o jogo, aparecerá apenas a caixa de colisão do jogador. Para </w:t>
+      </w:r>
+      <w:proofErr w:type="gramStart"/>
+      <w:r>
+        <w:t>fazer ele</w:t>
+      </w:r>
+      <w:proofErr w:type="gramEnd"/>
+      <w:r>
+        <w:t xml:space="preserve"> andar e pular é necessário adicionar um novo script. Para isso, em </w:t>
       </w:r>
       <w:r>
         <w:rPr>
@@ -1073,14 +1121,26 @@
         <w:pStyle w:val="TextoNormal"/>
       </w:pPr>
       <w:r>
-        <w:t xml:space="preserve">Em seguida use a opção </w:t>
+        <w:t xml:space="preserve">Em seguida use a </w:t>
+      </w:r>
+      <w:proofErr w:type="gramStart"/>
+      <w:r>
+        <w:t xml:space="preserve">opção </w:t>
       </w:r>
       <w:r>
         <w:rPr>
           <w:b/>
           <w:bCs/>
         </w:rPr>
-        <w:t>Outro nó</w:t>
+        <w:t>Outro</w:t>
+      </w:r>
+      <w:proofErr w:type="gramEnd"/>
+      <w:r>
+        <w:rPr>
+          <w:b/>
+          <w:bCs/>
+        </w:rPr>
+        <w:t xml:space="preserve"> nó</w:t>
       </w:r>
       <w:r>
         <w:t xml:space="preserve">. </w:t>
@@ -1197,7 +1257,15 @@
         <w:pStyle w:val="TextoNormal"/>
       </w:pPr>
       <w:r>
-        <w:t xml:space="preserve">Depois clique em salvar e salve-o criando uma nova pasta entidades, já que o jogador é um entidade do jogo. Logo, todos os objetos terão cenas separadas (moedas, </w:t>
+        <w:t xml:space="preserve">Depois clique em salvar e salve-o criando uma nova pasta entidades, já que o jogador é </w:t>
+      </w:r>
+      <w:proofErr w:type="gramStart"/>
+      <w:r>
+        <w:t>um entidade</w:t>
+      </w:r>
+      <w:proofErr w:type="gramEnd"/>
+      <w:r>
+        <w:t xml:space="preserve"> do jogo. Logo, todos os objetos terão cenas separadas (moedas, </w:t>
       </w:r>
       <w:r>
         <w:t>inimigos.</w:t>
@@ -1343,7 +1411,15 @@
         </w:r>
       </w:hyperlink>
       <w:r>
-        <w:t xml:space="preserve"> pode-se encontrar vários sprites  já com animação.</w:t>
+        <w:t xml:space="preserve"> pode-se encontrar vários </w:t>
+      </w:r>
+      <w:proofErr w:type="gramStart"/>
+      <w:r>
+        <w:t>sprites  já</w:t>
+      </w:r>
+      <w:proofErr w:type="gramEnd"/>
+      <w:r>
+        <w:t xml:space="preserve"> com animação.</w:t>
       </w:r>
       <w:r>
         <w:t xml:space="preserve"> Arraste todas as imagens para a pasta de sprites. </w:t>
@@ -2556,7 +2632,15 @@
       </w:r>
       <w:r>
         <w:lastRenderedPageBreak/>
-        <w:t xml:space="preserve">ambos como uma mesma entidade, um mesmo objeto. Para dimensionar livremente os chãos, é necessário que ele torne-se um objeto único. </w:t>
+        <w:t xml:space="preserve">ambos como uma mesma entidade, um mesmo objeto. Para dimensionar livremente os chãos, é necessário que ele </w:t>
+      </w:r>
+      <w:proofErr w:type="gramStart"/>
+      <w:r>
+        <w:t>torne-se</w:t>
+      </w:r>
+      <w:proofErr w:type="gramEnd"/>
+      <w:r>
+        <w:t xml:space="preserve"> um objeto único. </w:t>
       </w:r>
     </w:p>
     <w:p>
@@ -2574,7 +2658,15 @@
         <w:t>Shape</w:t>
       </w:r>
       <w:r>
-        <w:t xml:space="preserve">, utilize a opção Tornar único. </w:t>
+        <w:t xml:space="preserve">, utilize a </w:t>
+      </w:r>
+      <w:proofErr w:type="gramStart"/>
+      <w:r>
+        <w:t>opção Tornar</w:t>
+      </w:r>
+      <w:proofErr w:type="gramEnd"/>
+      <w:r>
+        <w:t xml:space="preserve"> único. </w:t>
       </w:r>
     </w:p>
     <w:p>
@@ -2818,11 +2910,16 @@
         </w:rPr>
         <w:t>WASD</w:t>
       </w:r>
+      <w:proofErr w:type="gramStart"/>
       <w:r>
         <w:t xml:space="preserve">” </w:t>
       </w:r>
       <w:r>
-        <w:t xml:space="preserve">. </w:t>
+        <w:t>.</w:t>
+      </w:r>
+      <w:proofErr w:type="gramEnd"/>
+      <w:r>
+        <w:t xml:space="preserve"> </w:t>
       </w:r>
     </w:p>
     <w:p>
@@ -3353,7 +3450,15 @@
         <w:t xml:space="preserve"> 2D</w:t>
       </w:r>
       <w:r>
-        <w:t xml:space="preserve">. Primeiro será necessário apagar esses colisores, na cena Game, com o botão direito em </w:t>
+        <w:t xml:space="preserve">. Primeiro será necessário apagar esses colisores, na </w:t>
+      </w:r>
+      <w:proofErr w:type="gramStart"/>
+      <w:r>
+        <w:t>cena Game</w:t>
+      </w:r>
+      <w:proofErr w:type="gramEnd"/>
+      <w:r>
+        <w:t xml:space="preserve">, com o botão direito em </w:t>
       </w:r>
       <w:r>
         <w:rPr>
@@ -3485,7 +3590,15 @@
         <w:pStyle w:val="TextoNormal"/>
       </w:pPr>
       <w:r>
-        <w:t>Nas propriedades defina  um novo tile set</w:t>
+        <w:t xml:space="preserve">Nas propriedades </w:t>
+      </w:r>
+      <w:proofErr w:type="gramStart"/>
+      <w:r>
+        <w:t>defina  um</w:t>
+      </w:r>
+      <w:proofErr w:type="gramEnd"/>
+      <w:r>
+        <w:t xml:space="preserve"> novo tile set</w:t>
       </w:r>
     </w:p>
     <w:p>
@@ -3830,8 +3943,13 @@
       </w:r>
       <w:proofErr w:type="spellEnd"/>
       <w:r>
-        <w:t xml:space="preserve"> e adicione uma nova configuração. ]</w:t>
-      </w:r>
+        <w:t xml:space="preserve"> e adicione uma nova configuração</w:t>
+      </w:r>
+      <w:proofErr w:type="gramStart"/>
+      <w:r>
+        <w:t>. ]</w:t>
+      </w:r>
+      <w:proofErr w:type="gramEnd"/>
       <w:r>
         <w:rPr>
           <w:noProof/>
@@ -3943,7 +4061,15 @@
         <w:pStyle w:val="TextoNormal"/>
       </w:pPr>
       <w:r>
-        <w:t xml:space="preserve">Após isso encontre Física e acesse a opção </w:t>
+        <w:t xml:space="preserve">Após isso </w:t>
+      </w:r>
+      <w:proofErr w:type="gramStart"/>
+      <w:r>
+        <w:t>encontre Física</w:t>
+      </w:r>
+      <w:proofErr w:type="gramEnd"/>
+      <w:r>
+        <w:t xml:space="preserve"> e acesse a opção </w:t>
       </w:r>
       <w:proofErr w:type="spellStart"/>
       <w:r>
@@ -4206,7 +4332,23 @@
         <w:pStyle w:val="TextoNormal"/>
       </w:pPr>
       <w:r>
-        <w:t xml:space="preserve">Para adicionar um colisor que o jogador consiga pular e  ficar na plataforma para os blocos superiores, os sem colisor, adicione um colisor que seja apenas metade da bloco. Mas ainda assim o player vai bater a cabeça no colisor. </w:t>
+        <w:t xml:space="preserve">Para adicionar um colisor que o jogador consiga pular </w:t>
+      </w:r>
+      <w:proofErr w:type="gramStart"/>
+      <w:r>
+        <w:t>e  ficar</w:t>
+      </w:r>
+      <w:proofErr w:type="gramEnd"/>
+      <w:r>
+        <w:t xml:space="preserve"> na plataforma para os blocos superiores, os sem colisor, adicione um colisor que seja apenas metade </w:t>
+      </w:r>
+      <w:proofErr w:type="gramStart"/>
+      <w:r>
+        <w:t>da bloco</w:t>
+      </w:r>
+      <w:proofErr w:type="gramEnd"/>
+      <w:r>
+        <w:t xml:space="preserve">. Mas ainda assim o player vai bater a cabeça no colisor. </w:t>
       </w:r>
     </w:p>
     <w:p>
@@ -4450,7 +4592,15 @@
         <w:t xml:space="preserve"> </w:t>
       </w:r>
       <w:r>
-        <w:t xml:space="preserve">e o renomeio como Tiles e dentro dele coloque o Tile </w:t>
+        <w:t xml:space="preserve">e o renomeio </w:t>
+      </w:r>
+      <w:proofErr w:type="gramStart"/>
+      <w:r>
+        <w:t>como Tiles</w:t>
+      </w:r>
+      <w:proofErr w:type="gramEnd"/>
+      <w:r>
+        <w:t xml:space="preserve"> e dentro dele coloque o Tile </w:t>
       </w:r>
       <w:proofErr w:type="spellStart"/>
       <w:r>
@@ -4512,7 +4662,11 @@
         <w:pStyle w:val="TextoNormal"/>
       </w:pPr>
       <w:r>
-        <w:t xml:space="preserve">No nó </w:t>
+        <w:t xml:space="preserve">No </w:t>
+      </w:r>
+      <w:proofErr w:type="gramStart"/>
+      <w:r>
+        <w:t xml:space="preserve">nó </w:t>
       </w:r>
       <w:r>
         <w:rPr>
@@ -4521,6 +4675,7 @@
         </w:rPr>
         <w:t>Tiles</w:t>
       </w:r>
+      <w:proofErr w:type="gramEnd"/>
       <w:r>
         <w:t xml:space="preserve"> crie um novo nó do tipo </w:t>
       </w:r>
@@ -4602,12 +4757,17 @@
         <w:t xml:space="preserve">Dentro de </w:t>
       </w:r>
       <w:proofErr w:type="spellStart"/>
+      <w:proofErr w:type="gramStart"/>
       <w:r>
         <w:t>decoration</w:t>
       </w:r>
       <w:proofErr w:type="spellEnd"/>
       <w:r>
-        <w:t xml:space="preserve">,  acesse as propriedades e crie um novo </w:t>
+        <w:t>,  acesse</w:t>
+      </w:r>
+      <w:proofErr w:type="gramEnd"/>
+      <w:r>
+        <w:t xml:space="preserve"> as propriedades e crie um novo </w:t>
       </w:r>
       <w:proofErr w:type="spellStart"/>
       <w:r>
@@ -4755,10 +4915,7 @@
         <w:t xml:space="preserve"> </w:t>
       </w:r>
       <w:r>
-        <w:t>e com</w:t>
-      </w:r>
-      <w:r>
-        <w:t xml:space="preserve"> a ferramenta </w:t>
+        <w:t xml:space="preserve">e com a ferramenta </w:t>
       </w:r>
       <w:r>
         <w:rPr>
@@ -4780,12 +4937,14 @@
       <w:r>
         <w:t xml:space="preserve">Selecione os tiles </w:t>
       </w:r>
+      <w:proofErr w:type="gramStart"/>
       <w:r>
         <w:t xml:space="preserve">da </w:t>
       </w:r>
       <w:r>
         <w:t xml:space="preserve"> árvore</w:t>
       </w:r>
+      <w:proofErr w:type="gramEnd"/>
       <w:r>
         <w:t xml:space="preserve"> (Quadradinhos verdes) e depois clique em deletar. Faça isso para as três árvores</w:t>
       </w:r>
@@ -4954,20 +5113,551 @@
     <w:p>
       <w:pPr>
         <w:pStyle w:val="TextoNormal"/>
+      </w:pPr>
+      <w:r>
+        <w:lastRenderedPageBreak/>
+        <w:t>Para objetos muito grandes, é possível editar a posição do centro (observe o quadradinho laranja na imagem acima</w:t>
+      </w:r>
+      <w:proofErr w:type="gramStart"/>
+      <w:r>
+        <w:t xml:space="preserve">) </w:t>
+      </w:r>
+      <w:r>
+        <w:t>.</w:t>
+      </w:r>
+      <w:proofErr w:type="gramEnd"/>
+      <w:r>
+        <w:t xml:space="preserve"> Vamos adicionar uma casa como exemplo.</w:t>
+      </w:r>
+    </w:p>
+    <w:p>
+      <w:pPr>
+        <w:pStyle w:val="TextoNormal"/>
+      </w:pPr>
+      <w:r>
+        <w:t xml:space="preserve">Ao trazer o </w:t>
+      </w:r>
+      <w:proofErr w:type="spellStart"/>
+      <w:r>
+        <w:t>tileSet</w:t>
+      </w:r>
+      <w:proofErr w:type="spellEnd"/>
+      <w:r>
+        <w:t xml:space="preserve"> da casa para o Godot, ela vem com tiles separados e não faz sentido que seja assim. Primeiro Crie um único tile da mesma maneira que foi feito com as </w:t>
+      </w:r>
+      <w:proofErr w:type="spellStart"/>
+      <w:r>
+        <w:t>àrvores</w:t>
+      </w:r>
+      <w:proofErr w:type="spellEnd"/>
+      <w:r>
+        <w:t xml:space="preserve">. Adicionando a casa ao terreno temos duas situações: ou ela fica flutuando </w:t>
+      </w:r>
+      <w:r>
+        <w:lastRenderedPageBreak/>
+        <w:t>no cenário ou entra nele prejudicando a decoração. Isso ocorre por ser um objeto muito grande feito por uma quantidade de blocos que é necessário ajustar o centro.</w:t>
+      </w:r>
+    </w:p>
+    <w:p>
+      <w:pPr>
+        <w:pStyle w:val="TextoNormal"/>
+      </w:pPr>
+      <w:r>
+        <w:rPr>
+          <w:noProof/>
+        </w:rPr>
+        <w:drawing>
+          <wp:inline distT="0" distB="0" distL="0" distR="0" wp14:anchorId="383B0ED2" wp14:editId="4CB45EC3">
+            <wp:extent cx="5705475" cy="2686050"/>
+            <wp:effectExtent l="0" t="0" r="9525" b="0"/>
+            <wp:docPr id="146693606" name="Imagem 1"/>
+            <wp:cNvGraphicFramePr>
+              <a:graphicFrameLocks xmlns:a="http://schemas.openxmlformats.org/drawingml/2006/main" noChangeAspect="1"/>
+            </wp:cNvGraphicFramePr>
+            <a:graphic xmlns:a="http://schemas.openxmlformats.org/drawingml/2006/main">
+              <a:graphicData uri="http://schemas.openxmlformats.org/drawingml/2006/picture">
+                <pic:pic xmlns:pic="http://schemas.openxmlformats.org/drawingml/2006/picture">
+                  <pic:nvPicPr>
+                    <pic:cNvPr id="146693606" name=""/>
+                    <pic:cNvPicPr/>
+                  </pic:nvPicPr>
+                  <pic:blipFill>
+                    <a:blip r:embed="rId74"/>
+                    <a:stretch>
+                      <a:fillRect/>
+                    </a:stretch>
+                  </pic:blipFill>
+                  <pic:spPr>
+                    <a:xfrm>
+                      <a:off x="0" y="0"/>
+                      <a:ext cx="5705475" cy="2686050"/>
+                    </a:xfrm>
+                    <a:prstGeom prst="rect">
+                      <a:avLst/>
+                    </a:prstGeom>
+                  </pic:spPr>
+                </pic:pic>
+              </a:graphicData>
+            </a:graphic>
+          </wp:inline>
+        </w:drawing>
+      </w:r>
+    </w:p>
+    <w:p>
+      <w:pPr>
+        <w:pStyle w:val="TextoNormal"/>
+      </w:pPr>
+      <w:r>
+        <w:t xml:space="preserve">Para ajustar o Tile central, acesse a </w:t>
+      </w:r>
+      <w:proofErr w:type="spellStart"/>
+      <w:r>
+        <w:t>ferrramenta</w:t>
+      </w:r>
+      <w:proofErr w:type="spellEnd"/>
+      <w:r>
+        <w:t xml:space="preserve"> de selecionar em </w:t>
+      </w:r>
+      <w:proofErr w:type="spellStart"/>
+      <w:r>
+        <w:rPr>
+          <w:b/>
+          <w:bCs/>
+        </w:rPr>
+        <w:t>TileSet</w:t>
+      </w:r>
+      <w:proofErr w:type="spellEnd"/>
+      <w:r>
+        <w:t xml:space="preserve"> e em seguida procure por </w:t>
+      </w:r>
+      <w:r>
+        <w:rPr>
+          <w:b/>
+          <w:bCs/>
+        </w:rPr>
+        <w:t>renderizar</w:t>
+      </w:r>
+      <w:r>
+        <w:rPr>
+          <w:b/>
+          <w:bCs/>
+        </w:rPr>
+        <w:t xml:space="preserve">. </w:t>
+      </w:r>
+      <w:r>
+        <w:t xml:space="preserve">Nesse ponto deve-se ajustar o eixo Y da Origem da Textura. </w:t>
+      </w:r>
+    </w:p>
+    <w:p>
+      <w:pPr>
+        <w:pStyle w:val="TextoNormal"/>
+      </w:pPr>
+      <w:r>
+        <w:rPr>
+          <w:noProof/>
+        </w:rPr>
+        <w:drawing>
+          <wp:inline distT="0" distB="0" distL="0" distR="0" wp14:anchorId="707F956D" wp14:editId="2E27DD89">
+            <wp:extent cx="3079700" cy="3254924"/>
+            <wp:effectExtent l="0" t="0" r="6985" b="3175"/>
+            <wp:docPr id="691967296" name="Imagem 1"/>
+            <wp:cNvGraphicFramePr>
+              <a:graphicFrameLocks xmlns:a="http://schemas.openxmlformats.org/drawingml/2006/main" noChangeAspect="1"/>
+            </wp:cNvGraphicFramePr>
+            <a:graphic xmlns:a="http://schemas.openxmlformats.org/drawingml/2006/main">
+              <a:graphicData uri="http://schemas.openxmlformats.org/drawingml/2006/picture">
+                <pic:pic xmlns:pic="http://schemas.openxmlformats.org/drawingml/2006/picture">
+                  <pic:nvPicPr>
+                    <pic:cNvPr id="691967296" name=""/>
+                    <pic:cNvPicPr/>
+                  </pic:nvPicPr>
+                  <pic:blipFill>
+                    <a:blip r:embed="rId75"/>
+                    <a:stretch>
+                      <a:fillRect/>
+                    </a:stretch>
+                  </pic:blipFill>
+                  <pic:spPr>
+                    <a:xfrm>
+                      <a:off x="0" y="0"/>
+                      <a:ext cx="3083294" cy="3258722"/>
+                    </a:xfrm>
+                    <a:prstGeom prst="rect">
+                      <a:avLst/>
+                    </a:prstGeom>
+                  </pic:spPr>
+                </pic:pic>
+              </a:graphicData>
+            </a:graphic>
+          </wp:inline>
+        </w:drawing>
+      </w:r>
+    </w:p>
+    <w:p>
+      <w:pPr>
+        <w:pStyle w:val="Titulodassees"/>
+      </w:pPr>
+      <w:r>
+        <w:t>Background</w:t>
+      </w:r>
+    </w:p>
+    <w:p>
+      <w:pPr>
+        <w:pStyle w:val="TextoNormal"/>
+      </w:pPr>
+      <w:r>
+        <w:t xml:space="preserve">O background será adicionado em uma nova cena do jogo e também será criado um efeito </w:t>
+      </w:r>
+      <w:proofErr w:type="spellStart"/>
+      <w:r>
+        <w:t>Paralax</w:t>
+      </w:r>
+      <w:proofErr w:type="spellEnd"/>
+      <w:r>
+        <w:t xml:space="preserve"> para que dê ao jogador a sensação de movimento. Adicione uma nova cena 2D e a renomeie como </w:t>
+      </w:r>
+      <w:r>
+        <w:rPr>
+          <w:b/>
+          <w:bCs/>
+        </w:rPr>
+        <w:t>Cenário</w:t>
+      </w:r>
+      <w:r>
+        <w:t xml:space="preserve">. </w:t>
+      </w:r>
+    </w:p>
+    <w:p>
+      <w:pPr>
+        <w:pStyle w:val="TextoNormal"/>
         <w:rPr>
           <w:u w:val="single"/>
         </w:rPr>
       </w:pPr>
       <w:r>
         <w:lastRenderedPageBreak/>
-        <w:t xml:space="preserve">Para objetos muito grandes, é possível editar a posição do centro (observe o quadradinho laranja na imagem acima) em </w:t>
-      </w:r>
+        <w:t xml:space="preserve">O Cenário será composto por várias camadas, primeiro é necessário saber qual é o tamanho do cenário. Acesse a pasta </w:t>
+      </w:r>
+      <w:proofErr w:type="spellStart"/>
+      <w:r>
+        <w:rPr>
+          <w:b/>
+          <w:bCs/>
+        </w:rPr>
+        <w:t>SeasonalTileSets</w:t>
+      </w:r>
+      <w:proofErr w:type="spellEnd"/>
+      <w:r>
+        <w:t xml:space="preserve"> e </w:t>
+      </w:r>
+      <w:proofErr w:type="spellStart"/>
+      <w:r>
+        <w:t>enconte</w:t>
+      </w:r>
+      <w:proofErr w:type="spellEnd"/>
+      <w:r>
+        <w:t xml:space="preserve"> </w:t>
+      </w:r>
+      <w:proofErr w:type="gramStart"/>
+      <w:r>
+        <w:t>o pasta</w:t>
+      </w:r>
+      <w:proofErr w:type="gramEnd"/>
+      <w:r>
+        <w:t xml:space="preserve"> que contém o cenário. Na imagem estará o tamanho que é de 288 x 208.</w:t>
+      </w:r>
+    </w:p>
+    <w:p>
+      <w:pPr>
+        <w:pStyle w:val="TextoNormal"/>
+      </w:pPr>
+      <w:r>
+        <w:rPr>
+          <w:noProof/>
+        </w:rPr>
+        <w:drawing>
+          <wp:inline distT="0" distB="0" distL="0" distR="0" wp14:anchorId="38101DD2" wp14:editId="152750F7">
+            <wp:extent cx="3869741" cy="3084044"/>
+            <wp:effectExtent l="0" t="0" r="0" b="2540"/>
+            <wp:docPr id="1792849498" name="Imagem 1"/>
+            <wp:cNvGraphicFramePr>
+              <a:graphicFrameLocks xmlns:a="http://schemas.openxmlformats.org/drawingml/2006/main" noChangeAspect="1"/>
+            </wp:cNvGraphicFramePr>
+            <a:graphic xmlns:a="http://schemas.openxmlformats.org/drawingml/2006/main">
+              <a:graphicData uri="http://schemas.openxmlformats.org/drawingml/2006/picture">
+                <pic:pic xmlns:pic="http://schemas.openxmlformats.org/drawingml/2006/picture">
+                  <pic:nvPicPr>
+                    <pic:cNvPr id="1792849498" name=""/>
+                    <pic:cNvPicPr/>
+                  </pic:nvPicPr>
+                  <pic:blipFill>
+                    <a:blip r:embed="rId76"/>
+                    <a:stretch>
+                      <a:fillRect/>
+                    </a:stretch>
+                  </pic:blipFill>
+                  <pic:spPr>
+                    <a:xfrm>
+                      <a:off x="0" y="0"/>
+                      <a:ext cx="3875326" cy="3088495"/>
+                    </a:xfrm>
+                    <a:prstGeom prst="rect">
+                      <a:avLst/>
+                    </a:prstGeom>
+                  </pic:spPr>
+                </pic:pic>
+              </a:graphicData>
+            </a:graphic>
+          </wp:inline>
+        </w:drawing>
+      </w:r>
+    </w:p>
+    <w:p>
+      <w:pPr>
+        <w:pStyle w:val="TextoNormal"/>
+        <w:rPr>
+          <w:u w:val="single"/>
+        </w:rPr>
+      </w:pPr>
+      <w:r>
+        <w:t>Ajuste a câmera com este tamanho (</w:t>
+      </w:r>
+      <w:r>
+        <w:rPr>
+          <w:b/>
+          <w:bCs/>
+        </w:rPr>
+        <w:t>Projeto &gt; Configurações do Projeto &gt; Janela</w:t>
+      </w:r>
+      <w:r>
+        <w:t xml:space="preserve">). </w:t>
+      </w:r>
+    </w:p>
+    <w:p>
+      <w:pPr>
+        <w:pStyle w:val="TextoNormal"/>
+      </w:pPr>
+      <w:r>
+        <w:t xml:space="preserve">Para que os tiles sets do terreno sejam usados para configurarmos as camadas da câmera, podemos salva-los e usar em outras Cenas já configurados. </w:t>
+      </w:r>
+    </w:p>
+    <w:p>
+      <w:pPr>
+        <w:pStyle w:val="TextoNormal"/>
+        <w:rPr>
+          <w:b/>
+          <w:bCs/>
+        </w:rPr>
+      </w:pPr>
+      <w:r>
+        <w:t xml:space="preserve">Acesse a </w:t>
+      </w:r>
+      <w:proofErr w:type="gramStart"/>
+      <w:r>
+        <w:t xml:space="preserve">cena </w:t>
+      </w:r>
+      <w:r>
+        <w:rPr>
+          <w:b/>
+          <w:bCs/>
+        </w:rPr>
+        <w:t>Game</w:t>
+      </w:r>
+      <w:proofErr w:type="gramEnd"/>
+      <w:r>
+        <w:t xml:space="preserve"> e os nós de </w:t>
+      </w:r>
+      <w:proofErr w:type="spellStart"/>
+      <w:r>
+        <w:rPr>
+          <w:b/>
+          <w:bCs/>
+        </w:rPr>
+        <w:t>Terrain</w:t>
+      </w:r>
+      <w:proofErr w:type="spellEnd"/>
+      <w:r>
+        <w:t xml:space="preserve"> e </w:t>
+      </w:r>
+      <w:proofErr w:type="spellStart"/>
+      <w:r>
+        <w:rPr>
+          <w:b/>
+          <w:bCs/>
+        </w:rPr>
+        <w:t>Decoration</w:t>
+      </w:r>
+      <w:proofErr w:type="spellEnd"/>
+      <w:r>
+        <w:t xml:space="preserve">, e nas propriedades acesse o </w:t>
+      </w:r>
+      <w:proofErr w:type="spellStart"/>
+      <w:r>
+        <w:rPr>
+          <w:b/>
+          <w:bCs/>
+        </w:rPr>
+        <w:t>TileSet</w:t>
+      </w:r>
+      <w:proofErr w:type="spellEnd"/>
+      <w:r>
+        <w:t xml:space="preserve"> e a opção </w:t>
+      </w:r>
+      <w:r>
+        <w:rPr>
+          <w:b/>
+          <w:bCs/>
+        </w:rPr>
+        <w:t xml:space="preserve">salvar como. </w:t>
+      </w:r>
+    </w:p>
+    <w:p>
+      <w:pPr>
+        <w:pStyle w:val="TextoNormal"/>
+      </w:pPr>
+      <w:r>
+        <w:rPr>
+          <w:noProof/>
+        </w:rPr>
+        <w:drawing>
+          <wp:inline distT="0" distB="0" distL="0" distR="0" wp14:anchorId="39064ECE" wp14:editId="3D7F0725">
+            <wp:extent cx="1298697" cy="1689811"/>
+            <wp:effectExtent l="0" t="0" r="0" b="5715"/>
+            <wp:docPr id="1258989916" name="Imagem 1"/>
+            <wp:cNvGraphicFramePr>
+              <a:graphicFrameLocks xmlns:a="http://schemas.openxmlformats.org/drawingml/2006/main" noChangeAspect="1"/>
+            </wp:cNvGraphicFramePr>
+            <a:graphic xmlns:a="http://schemas.openxmlformats.org/drawingml/2006/main">
+              <a:graphicData uri="http://schemas.openxmlformats.org/drawingml/2006/picture">
+                <pic:pic xmlns:pic="http://schemas.openxmlformats.org/drawingml/2006/picture">
+                  <pic:nvPicPr>
+                    <pic:cNvPr id="1258989916" name=""/>
+                    <pic:cNvPicPr/>
+                  </pic:nvPicPr>
+                  <pic:blipFill>
+                    <a:blip r:embed="rId77"/>
+                    <a:stretch>
+                      <a:fillRect/>
+                    </a:stretch>
+                  </pic:blipFill>
+                  <pic:spPr>
+                    <a:xfrm>
+                      <a:off x="0" y="0"/>
+                      <a:ext cx="1299799" cy="1691245"/>
+                    </a:xfrm>
+                    <a:prstGeom prst="rect">
+                      <a:avLst/>
+                    </a:prstGeom>
+                  </pic:spPr>
+                </pic:pic>
+              </a:graphicData>
+            </a:graphic>
+          </wp:inline>
+        </w:drawing>
+      </w:r>
+    </w:p>
+    <w:p>
+      <w:pPr>
+        <w:pStyle w:val="TextoNormal"/>
+      </w:pPr>
+      <w:r>
+        <w:t xml:space="preserve">Na nova Cena </w:t>
+      </w:r>
+      <w:proofErr w:type="gramStart"/>
+      <w:r>
+        <w:rPr>
+          <w:b/>
+          <w:bCs/>
+        </w:rPr>
+        <w:t>Cenário</w:t>
+      </w:r>
+      <w:r>
+        <w:t>,  adicione</w:t>
+      </w:r>
+      <w:proofErr w:type="gramEnd"/>
+      <w:r>
+        <w:t xml:space="preserve"> um novo nó </w:t>
+      </w:r>
+      <w:proofErr w:type="spellStart"/>
+      <w:r>
+        <w:rPr>
+          <w:b/>
+          <w:bCs/>
+        </w:rPr>
+        <w:t>TileMapLayer</w:t>
+      </w:r>
+      <w:proofErr w:type="spellEnd"/>
+      <w:r>
+        <w:t xml:space="preserve"> e nas propriedades importe os </w:t>
+      </w:r>
+      <w:proofErr w:type="spellStart"/>
+      <w:r>
+        <w:t>tilesets</w:t>
+      </w:r>
+      <w:proofErr w:type="spellEnd"/>
+      <w:r>
+        <w:t xml:space="preserve"> salvos anteriormente. </w:t>
+      </w:r>
+    </w:p>
+    <w:p>
+      <w:pPr>
+        <w:pStyle w:val="TextoNormal"/>
+      </w:pPr>
+      <w:r>
+        <w:rPr>
+          <w:noProof/>
+        </w:rPr>
+        <w:lastRenderedPageBreak/>
+        <w:drawing>
+          <wp:inline distT="0" distB="0" distL="0" distR="0" wp14:anchorId="0839366E" wp14:editId="15E9DCBA">
+            <wp:extent cx="2647950" cy="1714500"/>
+            <wp:effectExtent l="0" t="0" r="0" b="0"/>
+            <wp:docPr id="1981994355" name="Imagem 1"/>
+            <wp:cNvGraphicFramePr>
+              <a:graphicFrameLocks xmlns:a="http://schemas.openxmlformats.org/drawingml/2006/main" noChangeAspect="1"/>
+            </wp:cNvGraphicFramePr>
+            <a:graphic xmlns:a="http://schemas.openxmlformats.org/drawingml/2006/main">
+              <a:graphicData uri="http://schemas.openxmlformats.org/drawingml/2006/picture">
+                <pic:pic xmlns:pic="http://schemas.openxmlformats.org/drawingml/2006/picture">
+                  <pic:nvPicPr>
+                    <pic:cNvPr id="1981994355" name=""/>
+                    <pic:cNvPicPr/>
+                  </pic:nvPicPr>
+                  <pic:blipFill>
+                    <a:blip r:embed="rId78"/>
+                    <a:stretch>
+                      <a:fillRect/>
+                    </a:stretch>
+                  </pic:blipFill>
+                  <pic:spPr>
+                    <a:xfrm>
+                      <a:off x="0" y="0"/>
+                      <a:ext cx="2647950" cy="1714500"/>
+                    </a:xfrm>
+                    <a:prstGeom prst="rect">
+                      <a:avLst/>
+                    </a:prstGeom>
+                  </pic:spPr>
+                </pic:pic>
+              </a:graphicData>
+            </a:graphic>
+          </wp:inline>
+        </w:drawing>
+      </w:r>
+    </w:p>
+    <w:p>
+      <w:pPr>
+        <w:pStyle w:val="TextoNormal"/>
+        <w:rPr>
+          <w:u w:val="single"/>
+        </w:rPr>
+      </w:pPr>
     </w:p>
     <w:sectPr>
-      <w:headerReference w:type="default" r:id="rId74"/>
-      <w:footerReference w:type="default" r:id="rId75"/>
-      <w:headerReference w:type="first" r:id="rId76"/>
-      <w:footerReference w:type="first" r:id="rId77"/>
+      <w:headerReference w:type="default" r:id="rId79"/>
+      <w:footerReference w:type="default" r:id="rId80"/>
+      <w:headerReference w:type="first" r:id="rId81"/>
+      <w:footerReference w:type="first" r:id="rId82"/>
       <w:pgSz w:w="12240" w:h="15840"/>
       <w:pgMar w:top="1134" w:right="1134" w:bottom="1134" w:left="1701" w:header="0" w:footer="0" w:gutter="0"/>
       <w:pgNumType w:start="1"/>

--- a/Documentação Jogo Plataforma.docx
+++ b/Documentação Jogo Plataforma.docx
@@ -5648,16 +5648,1332 @@
     <w:p>
       <w:pPr>
         <w:pStyle w:val="TextoNormal"/>
+      </w:pPr>
+      <w:r>
+        <w:t xml:space="preserve">Para testar o fundo, crie uma ponte com os </w:t>
+      </w:r>
+      <w:proofErr w:type="spellStart"/>
+      <w:r>
+        <w:t>tilemaps</w:t>
+      </w:r>
+      <w:proofErr w:type="spellEnd"/>
+      <w:r>
+        <w:t xml:space="preserve"> para que o jogador possa andar sobre ela. </w:t>
+      </w:r>
+    </w:p>
+    <w:p>
+      <w:pPr>
+        <w:pStyle w:val="TextoNormal"/>
+      </w:pPr>
+      <w:r>
+        <w:rPr>
+          <w:noProof/>
+        </w:rPr>
+        <w:drawing>
+          <wp:inline distT="0" distB="0" distL="0" distR="0" wp14:anchorId="101DF877" wp14:editId="06939A72">
+            <wp:extent cx="5972175" cy="2520950"/>
+            <wp:effectExtent l="0" t="0" r="9525" b="0"/>
+            <wp:docPr id="1789315081" name="Imagem 1"/>
+            <wp:cNvGraphicFramePr>
+              <a:graphicFrameLocks xmlns:a="http://schemas.openxmlformats.org/drawingml/2006/main" noChangeAspect="1"/>
+            </wp:cNvGraphicFramePr>
+            <a:graphic xmlns:a="http://schemas.openxmlformats.org/drawingml/2006/main">
+              <a:graphicData uri="http://schemas.openxmlformats.org/drawingml/2006/picture">
+                <pic:pic xmlns:pic="http://schemas.openxmlformats.org/drawingml/2006/picture">
+                  <pic:nvPicPr>
+                    <pic:cNvPr id="1789315081" name=""/>
+                    <pic:cNvPicPr/>
+                  </pic:nvPicPr>
+                  <pic:blipFill>
+                    <a:blip r:embed="rId79"/>
+                    <a:stretch>
+                      <a:fillRect/>
+                    </a:stretch>
+                  </pic:blipFill>
+                  <pic:spPr>
+                    <a:xfrm>
+                      <a:off x="0" y="0"/>
+                      <a:ext cx="5972175" cy="2520950"/>
+                    </a:xfrm>
+                    <a:prstGeom prst="rect">
+                      <a:avLst/>
+                    </a:prstGeom>
+                  </pic:spPr>
+                </pic:pic>
+              </a:graphicData>
+            </a:graphic>
+          </wp:inline>
+        </w:drawing>
+      </w:r>
+    </w:p>
+    <w:p>
+      <w:pPr>
+        <w:pStyle w:val="TextoNormal"/>
+      </w:pPr>
+      <w:r>
+        <w:t xml:space="preserve">Depois traga também para a cena o jogador. </w:t>
+      </w:r>
+    </w:p>
+    <w:p>
+      <w:pPr>
+        <w:pStyle w:val="TextoNormal"/>
+      </w:pPr>
+      <w:r>
+        <w:rPr>
+          <w:noProof/>
+        </w:rPr>
+        <w:drawing>
+          <wp:inline distT="0" distB="0" distL="0" distR="0" wp14:anchorId="293AA6A8" wp14:editId="2D8ADBD3">
+            <wp:extent cx="5972175" cy="2698115"/>
+            <wp:effectExtent l="0" t="0" r="9525" b="6985"/>
+            <wp:docPr id="662452774" name="Imagem 1"/>
+            <wp:cNvGraphicFramePr>
+              <a:graphicFrameLocks xmlns:a="http://schemas.openxmlformats.org/drawingml/2006/main" noChangeAspect="1"/>
+            </wp:cNvGraphicFramePr>
+            <a:graphic xmlns:a="http://schemas.openxmlformats.org/drawingml/2006/main">
+              <a:graphicData uri="http://schemas.openxmlformats.org/drawingml/2006/picture">
+                <pic:pic xmlns:pic="http://schemas.openxmlformats.org/drawingml/2006/picture">
+                  <pic:nvPicPr>
+                    <pic:cNvPr id="662452774" name=""/>
+                    <pic:cNvPicPr/>
+                  </pic:nvPicPr>
+                  <pic:blipFill>
+                    <a:blip r:embed="rId80"/>
+                    <a:stretch>
+                      <a:fillRect/>
+                    </a:stretch>
+                  </pic:blipFill>
+                  <pic:spPr>
+                    <a:xfrm>
+                      <a:off x="0" y="0"/>
+                      <a:ext cx="5972175" cy="2698115"/>
+                    </a:xfrm>
+                    <a:prstGeom prst="rect">
+                      <a:avLst/>
+                    </a:prstGeom>
+                  </pic:spPr>
+                </pic:pic>
+              </a:graphicData>
+            </a:graphic>
+          </wp:inline>
+        </w:drawing>
+      </w:r>
+    </w:p>
+    <w:p>
+      <w:pPr>
+        <w:pStyle w:val="TextoNormal"/>
         <w:rPr>
           <w:u w:val="single"/>
         </w:rPr>
       </w:pPr>
+      <w:r>
+        <w:rPr>
+          <w:u w:val="single"/>
+        </w:rPr>
+        <w:t xml:space="preserve">O background será montado em camadas que se movimentarão cada uma em uma velocidade diferente. </w:t>
+      </w:r>
+    </w:p>
+    <w:p>
+      <w:pPr>
+        <w:pStyle w:val="TextoNormal"/>
+      </w:pPr>
+      <w:r>
+        <w:lastRenderedPageBreak/>
+        <w:t xml:space="preserve">Crie um novo nó filho na cena, e adicione o nó </w:t>
+      </w:r>
+      <w:r>
+        <w:rPr>
+          <w:b/>
+          <w:bCs/>
+        </w:rPr>
+        <w:t>paralax2D</w:t>
+      </w:r>
+      <w:r>
+        <w:rPr>
+          <w:b/>
+          <w:bCs/>
+        </w:rPr>
+        <w:t>.</w:t>
+      </w:r>
+    </w:p>
+    <w:p>
+      <w:pPr>
+        <w:pStyle w:val="TextoNormal"/>
+      </w:pPr>
+      <w:r>
+        <w:rPr>
+          <w:noProof/>
+        </w:rPr>
+        <w:drawing>
+          <wp:inline distT="0" distB="0" distL="0" distR="0" wp14:anchorId="75DB7B73" wp14:editId="737E5B7B">
+            <wp:extent cx="5972175" cy="2614295"/>
+            <wp:effectExtent l="0" t="0" r="9525" b="0"/>
+            <wp:docPr id="965882390" name="Imagem 1"/>
+            <wp:cNvGraphicFramePr>
+              <a:graphicFrameLocks xmlns:a="http://schemas.openxmlformats.org/drawingml/2006/main" noChangeAspect="1"/>
+            </wp:cNvGraphicFramePr>
+            <a:graphic xmlns:a="http://schemas.openxmlformats.org/drawingml/2006/main">
+              <a:graphicData uri="http://schemas.openxmlformats.org/drawingml/2006/picture">
+                <pic:pic xmlns:pic="http://schemas.openxmlformats.org/drawingml/2006/picture">
+                  <pic:nvPicPr>
+                    <pic:cNvPr id="965882390" name=""/>
+                    <pic:cNvPicPr/>
+                  </pic:nvPicPr>
+                  <pic:blipFill>
+                    <a:blip r:embed="rId81"/>
+                    <a:stretch>
+                      <a:fillRect/>
+                    </a:stretch>
+                  </pic:blipFill>
+                  <pic:spPr>
+                    <a:xfrm>
+                      <a:off x="0" y="0"/>
+                      <a:ext cx="5972175" cy="2614295"/>
+                    </a:xfrm>
+                    <a:prstGeom prst="rect">
+                      <a:avLst/>
+                    </a:prstGeom>
+                  </pic:spPr>
+                </pic:pic>
+              </a:graphicData>
+            </a:graphic>
+          </wp:inline>
+        </w:drawing>
+      </w:r>
+    </w:p>
+    <w:p>
+      <w:pPr>
+        <w:pStyle w:val="TextoNormal"/>
+      </w:pPr>
+      <w:r>
+        <w:t xml:space="preserve">No novo nó, adicione m novo nó filho do tipo sprite 2d. Nele que adicionaremos a composição do cenário. </w:t>
+      </w:r>
+    </w:p>
+    <w:p>
+      <w:pPr>
+        <w:pStyle w:val="TextoNormal"/>
+      </w:pPr>
+      <w:r>
+        <w:rPr>
+          <w:noProof/>
+        </w:rPr>
+        <w:drawing>
+          <wp:inline distT="0" distB="0" distL="0" distR="0" wp14:anchorId="277591B6" wp14:editId="4D2E2797">
+            <wp:extent cx="5972175" cy="1230630"/>
+            <wp:effectExtent l="0" t="0" r="9525" b="7620"/>
+            <wp:docPr id="1613688215" name="Imagem 1"/>
+            <wp:cNvGraphicFramePr>
+              <a:graphicFrameLocks xmlns:a="http://schemas.openxmlformats.org/drawingml/2006/main" noChangeAspect="1"/>
+            </wp:cNvGraphicFramePr>
+            <a:graphic xmlns:a="http://schemas.openxmlformats.org/drawingml/2006/main">
+              <a:graphicData uri="http://schemas.openxmlformats.org/drawingml/2006/picture">
+                <pic:pic xmlns:pic="http://schemas.openxmlformats.org/drawingml/2006/picture">
+                  <pic:nvPicPr>
+                    <pic:cNvPr id="1613688215" name=""/>
+                    <pic:cNvPicPr/>
+                  </pic:nvPicPr>
+                  <pic:blipFill>
+                    <a:blip r:embed="rId82"/>
+                    <a:stretch>
+                      <a:fillRect/>
+                    </a:stretch>
+                  </pic:blipFill>
+                  <pic:spPr>
+                    <a:xfrm>
+                      <a:off x="0" y="0"/>
+                      <a:ext cx="5972175" cy="1230630"/>
+                    </a:xfrm>
+                    <a:prstGeom prst="rect">
+                      <a:avLst/>
+                    </a:prstGeom>
+                  </pic:spPr>
+                </pic:pic>
+              </a:graphicData>
+            </a:graphic>
+          </wp:inline>
+        </w:drawing>
+      </w:r>
+    </w:p>
+    <w:p>
+      <w:pPr>
+        <w:pStyle w:val="TextoNormal"/>
+      </w:pPr>
+      <w:r>
+        <w:t xml:space="preserve">No novo nó, </w:t>
+      </w:r>
+      <w:proofErr w:type="spellStart"/>
+      <w:r>
+        <w:t>renomei-o</w:t>
+      </w:r>
+      <w:proofErr w:type="spellEnd"/>
+      <w:r>
+        <w:t xml:space="preserve"> com o número da camada do fundo, que nesse caso é o 5, arraste-a para o campo texture. </w:t>
+      </w:r>
+    </w:p>
+    <w:p>
+      <w:pPr>
+        <w:pStyle w:val="TextoNormal"/>
+      </w:pPr>
+      <w:r>
+        <w:rPr>
+          <w:noProof/>
+        </w:rPr>
+        <w:drawing>
+          <wp:inline distT="0" distB="0" distL="0" distR="0" wp14:anchorId="4CE5E0E5" wp14:editId="7AC84DCB">
+            <wp:extent cx="5972175" cy="2322195"/>
+            <wp:effectExtent l="0" t="0" r="9525" b="1905"/>
+            <wp:docPr id="2106258479" name="Imagem 1"/>
+            <wp:cNvGraphicFramePr>
+              <a:graphicFrameLocks xmlns:a="http://schemas.openxmlformats.org/drawingml/2006/main" noChangeAspect="1"/>
+            </wp:cNvGraphicFramePr>
+            <a:graphic xmlns:a="http://schemas.openxmlformats.org/drawingml/2006/main">
+              <a:graphicData uri="http://schemas.openxmlformats.org/drawingml/2006/picture">
+                <pic:pic xmlns:pic="http://schemas.openxmlformats.org/drawingml/2006/picture">
+                  <pic:nvPicPr>
+                    <pic:cNvPr id="2106258479" name=""/>
+                    <pic:cNvPicPr/>
+                  </pic:nvPicPr>
+                  <pic:blipFill>
+                    <a:blip r:embed="rId83"/>
+                    <a:stretch>
+                      <a:fillRect/>
+                    </a:stretch>
+                  </pic:blipFill>
+                  <pic:spPr>
+                    <a:xfrm>
+                      <a:off x="0" y="0"/>
+                      <a:ext cx="5972175" cy="2322195"/>
+                    </a:xfrm>
+                    <a:prstGeom prst="rect">
+                      <a:avLst/>
+                    </a:prstGeom>
+                  </pic:spPr>
+                </pic:pic>
+              </a:graphicData>
+            </a:graphic>
+          </wp:inline>
+        </w:drawing>
+      </w:r>
+    </w:p>
+    <w:p>
+      <w:pPr>
+        <w:pStyle w:val="TextoNormal"/>
+      </w:pPr>
+      <w:r>
+        <w:t xml:space="preserve">Acesse o nó </w:t>
+      </w:r>
+      <w:proofErr w:type="spellStart"/>
+      <w:r>
+        <w:t>Paralax</w:t>
+      </w:r>
+      <w:proofErr w:type="spellEnd"/>
+      <w:r>
+        <w:t xml:space="preserve"> 2d e para criar a sensação de movimento, ajuste a propriedade </w:t>
+      </w:r>
+      <w:r>
+        <w:rPr>
+          <w:b/>
+          <w:bCs/>
+        </w:rPr>
+        <w:t xml:space="preserve">Scroll </w:t>
+      </w:r>
+      <w:proofErr w:type="spellStart"/>
+      <w:r>
+        <w:rPr>
+          <w:b/>
+          <w:bCs/>
+        </w:rPr>
+        <w:t>Scale</w:t>
+      </w:r>
+      <w:proofErr w:type="spellEnd"/>
+      <w:r>
+        <w:t xml:space="preserve"> para 0.2, isso definirá a velocidade de movimento do fundo com relação à câmera do jogo.  </w:t>
+      </w:r>
+      <w:r>
+        <w:t xml:space="preserve">1 mesma velocidade, </w:t>
+      </w:r>
+      <w:proofErr w:type="gramStart"/>
+      <w:r>
+        <w:t>Menor</w:t>
+      </w:r>
+      <w:proofErr w:type="gramEnd"/>
+      <w:r>
+        <w:t xml:space="preserve"> que 1 </w:t>
+      </w:r>
+      <w:r>
+        <w:t xml:space="preserve">Mais lenta, </w:t>
+      </w:r>
+      <w:r>
+        <w:t xml:space="preserve">maior que </w:t>
+      </w:r>
+      <w:r>
+        <w:t xml:space="preserve">1 </w:t>
+      </w:r>
+      <w:r>
+        <w:lastRenderedPageBreak/>
+        <w:t>mais rápido</w:t>
+      </w:r>
+      <w:r>
+        <w:t xml:space="preserve">. Agora é necessário repetir o fundo, coloque a largura do fundo (288) na propriedade </w:t>
+      </w:r>
+      <w:proofErr w:type="spellStart"/>
+      <w:r>
+        <w:rPr>
+          <w:b/>
+          <w:bCs/>
+        </w:rPr>
+        <w:t>ReapeatSize</w:t>
+      </w:r>
+      <w:proofErr w:type="spellEnd"/>
+      <w:r>
+        <w:t xml:space="preserve"> </w:t>
+      </w:r>
+      <w:r>
+        <w:rPr>
+          <w:b/>
+          <w:bCs/>
+        </w:rPr>
+        <w:t>X</w:t>
+      </w:r>
+      <w:r>
+        <w:t xml:space="preserve">. </w:t>
+      </w:r>
+    </w:p>
+    <w:p>
+      <w:pPr>
+        <w:pStyle w:val="TextoNormal"/>
+        <w:rPr>
+          <w:u w:val="single"/>
+        </w:rPr>
+      </w:pPr>
+      <w:r>
+        <w:rPr>
+          <w:noProof/>
+        </w:rPr>
+        <w:drawing>
+          <wp:inline distT="0" distB="0" distL="0" distR="0" wp14:anchorId="36FE820E" wp14:editId="5CD02535">
+            <wp:extent cx="2695575" cy="4543425"/>
+            <wp:effectExtent l="0" t="0" r="9525" b="9525"/>
+            <wp:docPr id="1981166074" name="Imagem 1"/>
+            <wp:cNvGraphicFramePr>
+              <a:graphicFrameLocks xmlns:a="http://schemas.openxmlformats.org/drawingml/2006/main" noChangeAspect="1"/>
+            </wp:cNvGraphicFramePr>
+            <a:graphic xmlns:a="http://schemas.openxmlformats.org/drawingml/2006/main">
+              <a:graphicData uri="http://schemas.openxmlformats.org/drawingml/2006/picture">
+                <pic:pic xmlns:pic="http://schemas.openxmlformats.org/drawingml/2006/picture">
+                  <pic:nvPicPr>
+                    <pic:cNvPr id="1981166074" name=""/>
+                    <pic:cNvPicPr/>
+                  </pic:nvPicPr>
+                  <pic:blipFill>
+                    <a:blip r:embed="rId84"/>
+                    <a:stretch>
+                      <a:fillRect/>
+                    </a:stretch>
+                  </pic:blipFill>
+                  <pic:spPr>
+                    <a:xfrm>
+                      <a:off x="0" y="0"/>
+                      <a:ext cx="2695575" cy="4543425"/>
+                    </a:xfrm>
+                    <a:prstGeom prst="rect">
+                      <a:avLst/>
+                    </a:prstGeom>
+                  </pic:spPr>
+                </pic:pic>
+              </a:graphicData>
+            </a:graphic>
+          </wp:inline>
+        </w:drawing>
+      </w:r>
+    </w:p>
+    <w:p>
+      <w:pPr>
+        <w:pStyle w:val="TextoNormal"/>
+      </w:pPr>
+      <w:r>
+        <w:t>Para ad próximas ca</w:t>
+      </w:r>
+      <w:r>
+        <w:t xml:space="preserve">madas, duplique o nó </w:t>
+      </w:r>
+      <w:r>
+        <w:rPr>
+          <w:b/>
+          <w:bCs/>
+        </w:rPr>
+        <w:t xml:space="preserve">Paralax2D </w:t>
+      </w:r>
+      <w:r>
+        <w:t xml:space="preserve">e agora adicione </w:t>
+      </w:r>
+      <w:proofErr w:type="spellStart"/>
+      <w:r>
+        <w:t>aa</w:t>
+      </w:r>
+      <w:proofErr w:type="spellEnd"/>
+      <w:r>
+        <w:t xml:space="preserve"> nova camada do cenário que será as nuvens. </w:t>
+      </w:r>
+    </w:p>
+    <w:p>
+      <w:pPr>
+        <w:pStyle w:val="TextoNormal"/>
+      </w:pPr>
+      <w:r>
+        <w:rPr>
+          <w:noProof/>
+        </w:rPr>
+        <w:drawing>
+          <wp:inline distT="0" distB="0" distL="0" distR="0" wp14:anchorId="48169517" wp14:editId="7397B477">
+            <wp:extent cx="5972175" cy="2147570"/>
+            <wp:effectExtent l="0" t="0" r="9525" b="5080"/>
+            <wp:docPr id="1577320536" name="Imagem 1"/>
+            <wp:cNvGraphicFramePr>
+              <a:graphicFrameLocks xmlns:a="http://schemas.openxmlformats.org/drawingml/2006/main" noChangeAspect="1"/>
+            </wp:cNvGraphicFramePr>
+            <a:graphic xmlns:a="http://schemas.openxmlformats.org/drawingml/2006/main">
+              <a:graphicData uri="http://schemas.openxmlformats.org/drawingml/2006/picture">
+                <pic:pic xmlns:pic="http://schemas.openxmlformats.org/drawingml/2006/picture">
+                  <pic:nvPicPr>
+                    <pic:cNvPr id="1577320536" name=""/>
+                    <pic:cNvPicPr/>
+                  </pic:nvPicPr>
+                  <pic:blipFill>
+                    <a:blip r:embed="rId85"/>
+                    <a:stretch>
+                      <a:fillRect/>
+                    </a:stretch>
+                  </pic:blipFill>
+                  <pic:spPr>
+                    <a:xfrm>
+                      <a:off x="0" y="0"/>
+                      <a:ext cx="5972175" cy="2147570"/>
+                    </a:xfrm>
+                    <a:prstGeom prst="rect">
+                      <a:avLst/>
+                    </a:prstGeom>
+                  </pic:spPr>
+                </pic:pic>
+              </a:graphicData>
+            </a:graphic>
+          </wp:inline>
+        </w:drawing>
+      </w:r>
+    </w:p>
+    <w:p>
+      <w:pPr>
+        <w:pStyle w:val="TextoNormal"/>
+      </w:pPr>
+      <w:r>
+        <w:t xml:space="preserve">Modifique </w:t>
+      </w:r>
+      <w:proofErr w:type="gramStart"/>
+      <w:r>
+        <w:t>as velocidade</w:t>
+      </w:r>
+      <w:proofErr w:type="gramEnd"/>
+      <w:r>
+        <w:t xml:space="preserve"> do </w:t>
+      </w:r>
+      <w:proofErr w:type="spellStart"/>
+      <w:r>
+        <w:t>Scrooll</w:t>
+      </w:r>
+      <w:proofErr w:type="spellEnd"/>
+      <w:r>
+        <w:t xml:space="preserve"> </w:t>
+      </w:r>
+      <w:proofErr w:type="spellStart"/>
+      <w:r>
+        <w:t>Scale</w:t>
+      </w:r>
+      <w:proofErr w:type="spellEnd"/>
+      <w:r>
+        <w:t xml:space="preserve"> conforme sua preferência. </w:t>
+      </w:r>
+    </w:p>
+    <w:p>
+      <w:pPr>
+        <w:pStyle w:val="TextoNormal"/>
+      </w:pPr>
+      <w:r>
+        <w:rPr>
+          <w:noProof/>
+        </w:rPr>
+        <w:lastRenderedPageBreak/>
+        <w:drawing>
+          <wp:inline distT="0" distB="0" distL="0" distR="0" wp14:anchorId="1F443A94" wp14:editId="17880B39">
+            <wp:extent cx="2762250" cy="4029075"/>
+            <wp:effectExtent l="0" t="0" r="0" b="9525"/>
+            <wp:docPr id="468252860" name="Imagem 1"/>
+            <wp:cNvGraphicFramePr>
+              <a:graphicFrameLocks xmlns:a="http://schemas.openxmlformats.org/drawingml/2006/main" noChangeAspect="1"/>
+            </wp:cNvGraphicFramePr>
+            <a:graphic xmlns:a="http://schemas.openxmlformats.org/drawingml/2006/main">
+              <a:graphicData uri="http://schemas.openxmlformats.org/drawingml/2006/picture">
+                <pic:pic xmlns:pic="http://schemas.openxmlformats.org/drawingml/2006/picture">
+                  <pic:nvPicPr>
+                    <pic:cNvPr id="468252860" name=""/>
+                    <pic:cNvPicPr/>
+                  </pic:nvPicPr>
+                  <pic:blipFill>
+                    <a:blip r:embed="rId86"/>
+                    <a:stretch>
+                      <a:fillRect/>
+                    </a:stretch>
+                  </pic:blipFill>
+                  <pic:spPr>
+                    <a:xfrm>
+                      <a:off x="0" y="0"/>
+                      <a:ext cx="2762250" cy="4029075"/>
+                    </a:xfrm>
+                    <a:prstGeom prst="rect">
+                      <a:avLst/>
+                    </a:prstGeom>
+                  </pic:spPr>
+                </pic:pic>
+              </a:graphicData>
+            </a:graphic>
+          </wp:inline>
+        </w:drawing>
+      </w:r>
+    </w:p>
+    <w:p>
+      <w:pPr>
+        <w:pStyle w:val="TextoNormal"/>
+        <w:numPr>
+          <w:ilvl w:val="0"/>
+          <w:numId w:val="43"/>
+        </w:numPr>
+      </w:pPr>
+      <w:r>
+        <w:t>Nuvens 2</w:t>
+      </w:r>
+    </w:p>
+    <w:p>
+      <w:pPr>
+        <w:pStyle w:val="TextoNormal"/>
+        <w:ind w:left="1571" w:firstLine="0"/>
+      </w:pPr>
+      <w:r>
+        <w:rPr>
+          <w:noProof/>
+        </w:rPr>
+        <w:drawing>
+          <wp:inline distT="0" distB="0" distL="0" distR="0" wp14:anchorId="4BC71D01" wp14:editId="30B0847C">
+            <wp:extent cx="2686050" cy="3514725"/>
+            <wp:effectExtent l="0" t="0" r="0" b="9525"/>
+            <wp:docPr id="529485832" name="Imagem 1"/>
+            <wp:cNvGraphicFramePr>
+              <a:graphicFrameLocks xmlns:a="http://schemas.openxmlformats.org/drawingml/2006/main" noChangeAspect="1"/>
+            </wp:cNvGraphicFramePr>
+            <a:graphic xmlns:a="http://schemas.openxmlformats.org/drawingml/2006/main">
+              <a:graphicData uri="http://schemas.openxmlformats.org/drawingml/2006/picture">
+                <pic:pic xmlns:pic="http://schemas.openxmlformats.org/drawingml/2006/picture">
+                  <pic:nvPicPr>
+                    <pic:cNvPr id="529485832" name=""/>
+                    <pic:cNvPicPr/>
+                  </pic:nvPicPr>
+                  <pic:blipFill>
+                    <a:blip r:embed="rId87"/>
+                    <a:stretch>
+                      <a:fillRect/>
+                    </a:stretch>
+                  </pic:blipFill>
+                  <pic:spPr>
+                    <a:xfrm>
+                      <a:off x="0" y="0"/>
+                      <a:ext cx="2686050" cy="3514725"/>
+                    </a:xfrm>
+                    <a:prstGeom prst="rect">
+                      <a:avLst/>
+                    </a:prstGeom>
+                  </pic:spPr>
+                </pic:pic>
+              </a:graphicData>
+            </a:graphic>
+          </wp:inline>
+        </w:drawing>
+      </w:r>
+    </w:p>
+    <w:p>
+      <w:pPr>
+        <w:pStyle w:val="TextoNormal"/>
+        <w:numPr>
+          <w:ilvl w:val="0"/>
+          <w:numId w:val="43"/>
+        </w:numPr>
+      </w:pPr>
+      <w:r>
+        <w:t>Montanhas e florestas</w:t>
+      </w:r>
+    </w:p>
+    <w:p>
+      <w:pPr>
+        <w:pStyle w:val="TextoNormal"/>
+        <w:ind w:left="1571" w:firstLine="0"/>
+      </w:pPr>
+      <w:r>
+        <w:rPr>
+          <w:noProof/>
+        </w:rPr>
+        <w:lastRenderedPageBreak/>
+        <w:drawing>
+          <wp:inline distT="0" distB="0" distL="0" distR="0" wp14:anchorId="6C789E1F" wp14:editId="6A57022C">
+            <wp:extent cx="2628900" cy="3267075"/>
+            <wp:effectExtent l="0" t="0" r="0" b="9525"/>
+            <wp:docPr id="299819784" name="Imagem 1"/>
+            <wp:cNvGraphicFramePr>
+              <a:graphicFrameLocks xmlns:a="http://schemas.openxmlformats.org/drawingml/2006/main" noChangeAspect="1"/>
+            </wp:cNvGraphicFramePr>
+            <a:graphic xmlns:a="http://schemas.openxmlformats.org/drawingml/2006/main">
+              <a:graphicData uri="http://schemas.openxmlformats.org/drawingml/2006/picture">
+                <pic:pic xmlns:pic="http://schemas.openxmlformats.org/drawingml/2006/picture">
+                  <pic:nvPicPr>
+                    <pic:cNvPr id="299819784" name=""/>
+                    <pic:cNvPicPr/>
+                  </pic:nvPicPr>
+                  <pic:blipFill>
+                    <a:blip r:embed="rId88"/>
+                    <a:stretch>
+                      <a:fillRect/>
+                    </a:stretch>
+                  </pic:blipFill>
+                  <pic:spPr>
+                    <a:xfrm>
+                      <a:off x="0" y="0"/>
+                      <a:ext cx="2628900" cy="3267075"/>
+                    </a:xfrm>
+                    <a:prstGeom prst="rect">
+                      <a:avLst/>
+                    </a:prstGeom>
+                  </pic:spPr>
+                </pic:pic>
+              </a:graphicData>
+            </a:graphic>
+          </wp:inline>
+        </w:drawing>
+      </w:r>
+    </w:p>
+    <w:p>
+      <w:pPr>
+        <w:pStyle w:val="TextoNormal"/>
+      </w:pPr>
+      <w:r>
+        <w:t>Caso o tamanho da câmera seja maior do que o tamanho do fundo, pode-se notar que a renderização do fundo fique atrasada em relação ao movimento. Para corrigir isso acesse todos os paralax2D e aumente o número de repetições.</w:t>
+      </w:r>
+    </w:p>
+    <w:p>
+      <w:pPr>
+        <w:pStyle w:val="TextoNormal"/>
+      </w:pPr>
+      <w:r>
+        <w:rPr>
+          <w:noProof/>
+        </w:rPr>
+        <w:drawing>
+          <wp:inline distT="0" distB="0" distL="0" distR="0" wp14:anchorId="1ADD66AC" wp14:editId="62B7D2B8">
+            <wp:extent cx="1521562" cy="2534151"/>
+            <wp:effectExtent l="0" t="0" r="2540" b="0"/>
+            <wp:docPr id="1446165425" name="Imagem 1"/>
+            <wp:cNvGraphicFramePr>
+              <a:graphicFrameLocks xmlns:a="http://schemas.openxmlformats.org/drawingml/2006/main" noChangeAspect="1"/>
+            </wp:cNvGraphicFramePr>
+            <a:graphic xmlns:a="http://schemas.openxmlformats.org/drawingml/2006/main">
+              <a:graphicData uri="http://schemas.openxmlformats.org/drawingml/2006/picture">
+                <pic:pic xmlns:pic="http://schemas.openxmlformats.org/drawingml/2006/picture">
+                  <pic:nvPicPr>
+                    <pic:cNvPr id="1446165425" name=""/>
+                    <pic:cNvPicPr/>
+                  </pic:nvPicPr>
+                  <pic:blipFill>
+                    <a:blip r:embed="rId89"/>
+                    <a:stretch>
+                      <a:fillRect/>
+                    </a:stretch>
+                  </pic:blipFill>
+                  <pic:spPr>
+                    <a:xfrm>
+                      <a:off x="0" y="0"/>
+                      <a:ext cx="1525868" cy="2541322"/>
+                    </a:xfrm>
+                    <a:prstGeom prst="rect">
+                      <a:avLst/>
+                    </a:prstGeom>
+                  </pic:spPr>
+                </pic:pic>
+              </a:graphicData>
+            </a:graphic>
+          </wp:inline>
+        </w:drawing>
+      </w:r>
+    </w:p>
+    <w:p>
+      <w:pPr>
+        <w:pStyle w:val="Titulodassees"/>
+      </w:pPr>
+      <w:r>
+        <w:t>INIMIGO</w:t>
+      </w:r>
+    </w:p>
+    <w:p>
+      <w:pPr>
+        <w:pStyle w:val="TextoNormal"/>
+      </w:pPr>
+      <w:r>
+        <w:t xml:space="preserve">Importe para a pasta de </w:t>
+      </w:r>
+      <w:r>
+        <w:rPr>
+          <w:b/>
+          <w:bCs/>
+        </w:rPr>
+        <w:t>sprites</w:t>
+      </w:r>
+      <w:r>
+        <w:t xml:space="preserve"> da GODOT os respectivos desenhos das animações do inimigo desejado. </w:t>
+      </w:r>
+    </w:p>
+    <w:p>
+      <w:pPr>
+        <w:pStyle w:val="TextoNormal"/>
+      </w:pPr>
+      <w:r>
+        <w:rPr>
+          <w:noProof/>
+        </w:rPr>
+        <w:drawing>
+          <wp:inline distT="0" distB="0" distL="0" distR="0" wp14:anchorId="742B1F18" wp14:editId="3554C0F3">
+            <wp:extent cx="4686300" cy="942975"/>
+            <wp:effectExtent l="0" t="0" r="0" b="9525"/>
+            <wp:docPr id="1459325454" name="Imagem 1"/>
+            <wp:cNvGraphicFramePr>
+              <a:graphicFrameLocks xmlns:a="http://schemas.openxmlformats.org/drawingml/2006/main" noChangeAspect="1"/>
+            </wp:cNvGraphicFramePr>
+            <a:graphic xmlns:a="http://schemas.openxmlformats.org/drawingml/2006/main">
+              <a:graphicData uri="http://schemas.openxmlformats.org/drawingml/2006/picture">
+                <pic:pic xmlns:pic="http://schemas.openxmlformats.org/drawingml/2006/picture">
+                  <pic:nvPicPr>
+                    <pic:cNvPr id="1459325454" name=""/>
+                    <pic:cNvPicPr/>
+                  </pic:nvPicPr>
+                  <pic:blipFill>
+                    <a:blip r:embed="rId90"/>
+                    <a:stretch>
+                      <a:fillRect/>
+                    </a:stretch>
+                  </pic:blipFill>
+                  <pic:spPr>
+                    <a:xfrm>
+                      <a:off x="0" y="0"/>
+                      <a:ext cx="4686300" cy="942975"/>
+                    </a:xfrm>
+                    <a:prstGeom prst="rect">
+                      <a:avLst/>
+                    </a:prstGeom>
+                  </pic:spPr>
+                </pic:pic>
+              </a:graphicData>
+            </a:graphic>
+          </wp:inline>
+        </w:drawing>
+      </w:r>
+    </w:p>
+    <w:p>
+      <w:pPr>
+        <w:pStyle w:val="TextoNormal"/>
+      </w:pPr>
+      <w:r>
+        <w:lastRenderedPageBreak/>
+        <w:t xml:space="preserve">Da mesma maneira que foi feito com o player, crie uma nova entidade para o desenvolvimento do inimigo. </w:t>
+      </w:r>
+      <w:r>
+        <w:t xml:space="preserve">O inimigo também será um </w:t>
+      </w:r>
+      <w:r>
+        <w:rPr>
+          <w:b/>
+          <w:bCs/>
+        </w:rPr>
+        <w:t>Char</w:t>
+      </w:r>
+      <w:r>
+        <w:rPr>
+          <w:b/>
+          <w:bCs/>
+        </w:rPr>
+        <w:t>a</w:t>
+      </w:r>
+      <w:r>
+        <w:rPr>
+          <w:b/>
+          <w:bCs/>
+        </w:rPr>
+        <w:t>cter Body 2D</w:t>
+      </w:r>
+      <w:r>
+        <w:rPr>
+          <w:b/>
+          <w:bCs/>
+        </w:rPr>
+        <w:t>.</w:t>
+      </w:r>
+    </w:p>
+    <w:p>
+      <w:pPr>
+        <w:pStyle w:val="TextoNormal"/>
+      </w:pPr>
+    </w:p>
+    <w:p>
+      <w:pPr>
+        <w:pStyle w:val="Imagens"/>
+      </w:pPr>
+      <w:r>
+        <w:drawing>
+          <wp:inline distT="0" distB="0" distL="0" distR="0" wp14:anchorId="660FB193" wp14:editId="559BDA57">
+            <wp:extent cx="5972175" cy="2036445"/>
+            <wp:effectExtent l="0" t="0" r="9525" b="1905"/>
+            <wp:docPr id="2258185" name="Imagem 1"/>
+            <wp:cNvGraphicFramePr>
+              <a:graphicFrameLocks xmlns:a="http://schemas.openxmlformats.org/drawingml/2006/main" noChangeAspect="1"/>
+            </wp:cNvGraphicFramePr>
+            <a:graphic xmlns:a="http://schemas.openxmlformats.org/drawingml/2006/main">
+              <a:graphicData uri="http://schemas.openxmlformats.org/drawingml/2006/picture">
+                <pic:pic xmlns:pic="http://schemas.openxmlformats.org/drawingml/2006/picture">
+                  <pic:nvPicPr>
+                    <pic:cNvPr id="2258185" name=""/>
+                    <pic:cNvPicPr/>
+                  </pic:nvPicPr>
+                  <pic:blipFill>
+                    <a:blip r:embed="rId91"/>
+                    <a:stretch>
+                      <a:fillRect/>
+                    </a:stretch>
+                  </pic:blipFill>
+                  <pic:spPr>
+                    <a:xfrm>
+                      <a:off x="0" y="0"/>
+                      <a:ext cx="5972175" cy="2036445"/>
+                    </a:xfrm>
+                    <a:prstGeom prst="rect">
+                      <a:avLst/>
+                    </a:prstGeom>
+                  </pic:spPr>
+                </pic:pic>
+              </a:graphicData>
+            </a:graphic>
+          </wp:inline>
+        </w:drawing>
+      </w:r>
+    </w:p>
+    <w:p>
+      <w:pPr>
+        <w:pStyle w:val="TextoNormal"/>
+      </w:pPr>
+      <w:r>
+        <w:lastRenderedPageBreak/>
+        <w:t xml:space="preserve">Após a criação, é necessário definir um colisor para o inimigo. Adicione um nó filho </w:t>
+      </w:r>
+      <w:r>
+        <w:rPr>
+          <w:b/>
+          <w:bCs/>
+        </w:rPr>
+        <w:t>CollisionShape2D</w:t>
+      </w:r>
+      <w:r>
+        <w:t xml:space="preserve"> ao inimigo, e em seguida, acesse as propriedades e defina o colisor </w:t>
+      </w:r>
+      <w:proofErr w:type="gramStart"/>
+      <w:r>
+        <w:t xml:space="preserve">como  </w:t>
+      </w:r>
+      <w:r>
+        <w:rPr>
+          <w:b/>
+          <w:bCs/>
+        </w:rPr>
+        <w:t>Capsule</w:t>
+      </w:r>
+      <w:proofErr w:type="gramEnd"/>
+      <w:r>
+        <w:t>, assim como o player.</w:t>
+      </w:r>
+    </w:p>
+    <w:p>
+      <w:pPr>
+        <w:pStyle w:val="TextoNormal"/>
+      </w:pPr>
+      <w:r>
+        <w:rPr>
+          <w:noProof/>
+        </w:rPr>
+        <w:drawing>
+          <wp:inline distT="0" distB="0" distL="0" distR="0" wp14:anchorId="7D2A2A77" wp14:editId="55AC14E2">
+            <wp:extent cx="4857750" cy="1600200"/>
+            <wp:effectExtent l="0" t="0" r="0" b="0"/>
+            <wp:docPr id="354935025" name="Imagem 1"/>
+            <wp:cNvGraphicFramePr>
+              <a:graphicFrameLocks xmlns:a="http://schemas.openxmlformats.org/drawingml/2006/main" noChangeAspect="1"/>
+            </wp:cNvGraphicFramePr>
+            <a:graphic xmlns:a="http://schemas.openxmlformats.org/drawingml/2006/main">
+              <a:graphicData uri="http://schemas.openxmlformats.org/drawingml/2006/picture">
+                <pic:pic xmlns:pic="http://schemas.openxmlformats.org/drawingml/2006/picture">
+                  <pic:nvPicPr>
+                    <pic:cNvPr id="354935025" name=""/>
+                    <pic:cNvPicPr/>
+                  </pic:nvPicPr>
+                  <pic:blipFill>
+                    <a:blip r:embed="rId92"/>
+                    <a:stretch>
+                      <a:fillRect/>
+                    </a:stretch>
+                  </pic:blipFill>
+                  <pic:spPr>
+                    <a:xfrm>
+                      <a:off x="0" y="0"/>
+                      <a:ext cx="4857750" cy="1600200"/>
+                    </a:xfrm>
+                    <a:prstGeom prst="rect">
+                      <a:avLst/>
+                    </a:prstGeom>
+                  </pic:spPr>
+                </pic:pic>
+              </a:graphicData>
+            </a:graphic>
+          </wp:inline>
+        </w:drawing>
+      </w:r>
+    </w:p>
+    <w:p>
+      <w:pPr>
+        <w:pStyle w:val="TextoNormal"/>
+      </w:pPr>
+      <w:r>
+        <w:rPr>
+          <w:noProof/>
+        </w:rPr>
+        <w:drawing>
+          <wp:inline distT="0" distB="0" distL="0" distR="0" wp14:anchorId="24AEC083" wp14:editId="5F1C2C24">
+            <wp:extent cx="2676525" cy="3305175"/>
+            <wp:effectExtent l="0" t="0" r="9525" b="9525"/>
+            <wp:docPr id="1803468033" name="Imagem 1"/>
+            <wp:cNvGraphicFramePr>
+              <a:graphicFrameLocks xmlns:a="http://schemas.openxmlformats.org/drawingml/2006/main" noChangeAspect="1"/>
+            </wp:cNvGraphicFramePr>
+            <a:graphic xmlns:a="http://schemas.openxmlformats.org/drawingml/2006/main">
+              <a:graphicData uri="http://schemas.openxmlformats.org/drawingml/2006/picture">
+                <pic:pic xmlns:pic="http://schemas.openxmlformats.org/drawingml/2006/picture">
+                  <pic:nvPicPr>
+                    <pic:cNvPr id="1803468033" name=""/>
+                    <pic:cNvPicPr/>
+                  </pic:nvPicPr>
+                  <pic:blipFill>
+                    <a:blip r:embed="rId93"/>
+                    <a:stretch>
+                      <a:fillRect/>
+                    </a:stretch>
+                  </pic:blipFill>
+                  <pic:spPr>
+                    <a:xfrm>
+                      <a:off x="0" y="0"/>
+                      <a:ext cx="2676525" cy="3305175"/>
+                    </a:xfrm>
+                    <a:prstGeom prst="rect">
+                      <a:avLst/>
+                    </a:prstGeom>
+                  </pic:spPr>
+                </pic:pic>
+              </a:graphicData>
+            </a:graphic>
+          </wp:inline>
+        </w:drawing>
+      </w:r>
+    </w:p>
+    <w:p>
+      <w:pPr>
+        <w:pStyle w:val="TextoNormal"/>
+      </w:pPr>
+      <w:r>
+        <w:t xml:space="preserve">Com a adição do colisor, deve-se adicionar um novo nó filho </w:t>
+      </w:r>
+      <w:proofErr w:type="spellStart"/>
+      <w:r>
+        <w:rPr>
+          <w:b/>
+          <w:bCs/>
+        </w:rPr>
+        <w:t>Animated</w:t>
+      </w:r>
+      <w:proofErr w:type="spellEnd"/>
+      <w:r>
+        <w:rPr>
+          <w:b/>
+          <w:bCs/>
+        </w:rPr>
+        <w:t xml:space="preserve"> Sprite 2D</w:t>
+      </w:r>
+      <w:r>
+        <w:t>, para a animação do personagem.</w:t>
+      </w:r>
+      <w:r>
+        <w:t xml:space="preserve"> O próximo passo é definir um sprite frames nas </w:t>
+      </w:r>
+      <w:r>
+        <w:lastRenderedPageBreak/>
+        <w:t>propriedades</w:t>
+      </w:r>
+      <w:r>
+        <w:t xml:space="preserve">, escolher o desenho e em seguida arrastar para o campo </w:t>
+      </w:r>
+      <w:proofErr w:type="spellStart"/>
+      <w:r>
+        <w:rPr>
+          <w:b/>
+          <w:bCs/>
+        </w:rPr>
+        <w:t>SpriteFrames</w:t>
+      </w:r>
+      <w:proofErr w:type="spellEnd"/>
+      <w:r>
+        <w:t>. Por fim, deve-se ajustar o colisor de acordo com o sprite inimigo.</w:t>
+      </w:r>
+      <w:r>
+        <w:t xml:space="preserve"> </w:t>
+      </w:r>
+    </w:p>
+    <w:p>
+      <w:pPr>
+        <w:pStyle w:val="TextoNormal"/>
+      </w:pPr>
+      <w:r>
+        <w:rPr>
+          <w:noProof/>
+        </w:rPr>
+        <w:drawing>
+          <wp:inline distT="0" distB="0" distL="0" distR="0" wp14:anchorId="4769275D" wp14:editId="7B5F2F12">
+            <wp:extent cx="5972175" cy="3778250"/>
+            <wp:effectExtent l="0" t="0" r="9525" b="0"/>
+            <wp:docPr id="1648829792" name="Imagem 1"/>
+            <wp:cNvGraphicFramePr>
+              <a:graphicFrameLocks xmlns:a="http://schemas.openxmlformats.org/drawingml/2006/main" noChangeAspect="1"/>
+            </wp:cNvGraphicFramePr>
+            <a:graphic xmlns:a="http://schemas.openxmlformats.org/drawingml/2006/main">
+              <a:graphicData uri="http://schemas.openxmlformats.org/drawingml/2006/picture">
+                <pic:pic xmlns:pic="http://schemas.openxmlformats.org/drawingml/2006/picture">
+                  <pic:nvPicPr>
+                    <pic:cNvPr id="1648829792" name=""/>
+                    <pic:cNvPicPr/>
+                  </pic:nvPicPr>
+                  <pic:blipFill>
+                    <a:blip r:embed="rId94"/>
+                    <a:stretch>
+                      <a:fillRect/>
+                    </a:stretch>
+                  </pic:blipFill>
+                  <pic:spPr>
+                    <a:xfrm>
+                      <a:off x="0" y="0"/>
+                      <a:ext cx="5972175" cy="3778250"/>
+                    </a:xfrm>
+                    <a:prstGeom prst="rect">
+                      <a:avLst/>
+                    </a:prstGeom>
+                  </pic:spPr>
+                </pic:pic>
+              </a:graphicData>
+            </a:graphic>
+          </wp:inline>
+        </w:drawing>
+      </w:r>
+    </w:p>
+    <w:p>
+      <w:pPr>
+        <w:pStyle w:val="TextoNormal"/>
+      </w:pPr>
+      <w:r>
+        <w:t xml:space="preserve">Salve (Ctrl + s) a nova cena do inimigo dentro da pasta </w:t>
+      </w:r>
+      <w:proofErr w:type="spellStart"/>
+      <w:r>
+        <w:t>entities</w:t>
+      </w:r>
+      <w:proofErr w:type="spellEnd"/>
+      <w:r>
+        <w:t xml:space="preserve">. </w:t>
+      </w:r>
+    </w:p>
+    <w:p>
+      <w:pPr>
+        <w:pStyle w:val="TextoNormal"/>
+      </w:pPr>
+      <w:r>
+        <w:rPr>
+          <w:noProof/>
+        </w:rPr>
+        <w:drawing>
+          <wp:inline distT="0" distB="0" distL="0" distR="0" wp14:anchorId="26384E32" wp14:editId="591CAD8D">
+            <wp:extent cx="4800600" cy="1333500"/>
+            <wp:effectExtent l="0" t="0" r="0" b="0"/>
+            <wp:docPr id="1995020731" name="Imagem 1"/>
+            <wp:cNvGraphicFramePr>
+              <a:graphicFrameLocks xmlns:a="http://schemas.openxmlformats.org/drawingml/2006/main" noChangeAspect="1"/>
+            </wp:cNvGraphicFramePr>
+            <a:graphic xmlns:a="http://schemas.openxmlformats.org/drawingml/2006/main">
+              <a:graphicData uri="http://schemas.openxmlformats.org/drawingml/2006/picture">
+                <pic:pic xmlns:pic="http://schemas.openxmlformats.org/drawingml/2006/picture">
+                  <pic:nvPicPr>
+                    <pic:cNvPr id="1995020731" name=""/>
+                    <pic:cNvPicPr/>
+                  </pic:nvPicPr>
+                  <pic:blipFill>
+                    <a:blip r:embed="rId95"/>
+                    <a:stretch>
+                      <a:fillRect/>
+                    </a:stretch>
+                  </pic:blipFill>
+                  <pic:spPr>
+                    <a:xfrm>
+                      <a:off x="0" y="0"/>
+                      <a:ext cx="4800600" cy="1333500"/>
+                    </a:xfrm>
+                    <a:prstGeom prst="rect">
+                      <a:avLst/>
+                    </a:prstGeom>
+                  </pic:spPr>
+                </pic:pic>
+              </a:graphicData>
+            </a:graphic>
+          </wp:inline>
+        </w:drawing>
+      </w:r>
+    </w:p>
+    <w:p>
+      <w:pPr>
+        <w:pStyle w:val="TextoNormal"/>
+      </w:pPr>
+      <w:r>
+        <w:t xml:space="preserve">Acesse a cena da fase principal do game, onde deseja-se adicionar o inimigo. </w:t>
+      </w:r>
+    </w:p>
+    <w:p>
+      <w:pPr>
+        <w:pStyle w:val="TextoNormal"/>
+      </w:pPr>
+      <w:r>
+        <w:rPr>
+          <w:noProof/>
+        </w:rPr>
+        <w:lastRenderedPageBreak/>
+        <w:drawing>
+          <wp:inline distT="0" distB="0" distL="0" distR="0" wp14:anchorId="69F16C60" wp14:editId="62F61D36">
+            <wp:extent cx="5972175" cy="2482215"/>
+            <wp:effectExtent l="0" t="0" r="9525" b="0"/>
+            <wp:docPr id="1775338411" name="Imagem 1"/>
+            <wp:cNvGraphicFramePr>
+              <a:graphicFrameLocks xmlns:a="http://schemas.openxmlformats.org/drawingml/2006/main" noChangeAspect="1"/>
+            </wp:cNvGraphicFramePr>
+            <a:graphic xmlns:a="http://schemas.openxmlformats.org/drawingml/2006/main">
+              <a:graphicData uri="http://schemas.openxmlformats.org/drawingml/2006/picture">
+                <pic:pic xmlns:pic="http://schemas.openxmlformats.org/drawingml/2006/picture">
+                  <pic:nvPicPr>
+                    <pic:cNvPr id="1775338411" name=""/>
+                    <pic:cNvPicPr/>
+                  </pic:nvPicPr>
+                  <pic:blipFill>
+                    <a:blip r:embed="rId96"/>
+                    <a:stretch>
+                      <a:fillRect/>
+                    </a:stretch>
+                  </pic:blipFill>
+                  <pic:spPr>
+                    <a:xfrm>
+                      <a:off x="0" y="0"/>
+                      <a:ext cx="5972175" cy="2482215"/>
+                    </a:xfrm>
+                    <a:prstGeom prst="rect">
+                      <a:avLst/>
+                    </a:prstGeom>
+                  </pic:spPr>
+                </pic:pic>
+              </a:graphicData>
+            </a:graphic>
+          </wp:inline>
+        </w:drawing>
+      </w:r>
+    </w:p>
+    <w:p>
+      <w:pPr>
+        <w:pStyle w:val="TextoNormal"/>
+      </w:pPr>
+      <w:r>
+        <w:t xml:space="preserve">Da pasta </w:t>
+      </w:r>
+      <w:proofErr w:type="spellStart"/>
+      <w:r>
+        <w:t>entities</w:t>
+      </w:r>
+      <w:proofErr w:type="spellEnd"/>
+      <w:r>
+        <w:t xml:space="preserve">, arraste o inimigo para a cena, e o posicione. </w:t>
+      </w:r>
+    </w:p>
+    <w:p>
+      <w:pPr>
+        <w:pStyle w:val="TextoNormal"/>
+      </w:pPr>
+      <w:r>
+        <w:rPr>
+          <w:noProof/>
+        </w:rPr>
+        <w:drawing>
+          <wp:inline distT="0" distB="0" distL="0" distR="0" wp14:anchorId="05EF0DAD" wp14:editId="02544930">
+            <wp:extent cx="5972175" cy="4835525"/>
+            <wp:effectExtent l="0" t="0" r="9525" b="3175"/>
+            <wp:docPr id="1250523041" name="Imagem 1"/>
+            <wp:cNvGraphicFramePr>
+              <a:graphicFrameLocks xmlns:a="http://schemas.openxmlformats.org/drawingml/2006/main" noChangeAspect="1"/>
+            </wp:cNvGraphicFramePr>
+            <a:graphic xmlns:a="http://schemas.openxmlformats.org/drawingml/2006/main">
+              <a:graphicData uri="http://schemas.openxmlformats.org/drawingml/2006/picture">
+                <pic:pic xmlns:pic="http://schemas.openxmlformats.org/drawingml/2006/picture">
+                  <pic:nvPicPr>
+                    <pic:cNvPr id="1250523041" name=""/>
+                    <pic:cNvPicPr/>
+                  </pic:nvPicPr>
+                  <pic:blipFill>
+                    <a:blip r:embed="rId97"/>
+                    <a:stretch>
+                      <a:fillRect/>
+                    </a:stretch>
+                  </pic:blipFill>
+                  <pic:spPr>
+                    <a:xfrm>
+                      <a:off x="0" y="0"/>
+                      <a:ext cx="5972175" cy="4835525"/>
+                    </a:xfrm>
+                    <a:prstGeom prst="rect">
+                      <a:avLst/>
+                    </a:prstGeom>
+                  </pic:spPr>
+                </pic:pic>
+              </a:graphicData>
+            </a:graphic>
+          </wp:inline>
+        </w:drawing>
+      </w:r>
+    </w:p>
+    <w:p>
+      <w:pPr>
+        <w:pStyle w:val="TextoNormal"/>
+      </w:pPr>
     </w:p>
     <w:sectPr>
-      <w:headerReference w:type="default" r:id="rId79"/>
-      <w:footerReference w:type="default" r:id="rId80"/>
-      <w:headerReference w:type="first" r:id="rId81"/>
-      <w:footerReference w:type="first" r:id="rId82"/>
+      <w:headerReference w:type="default" r:id="rId98"/>
+      <w:footerReference w:type="default" r:id="rId99"/>
+      <w:headerReference w:type="first" r:id="rId100"/>
+      <w:footerReference w:type="first" r:id="rId101"/>
       <w:pgSz w:w="12240" w:h="15840"/>
       <w:pgMar w:top="1134" w:right="1134" w:bottom="1134" w:left="1701" w:header="0" w:footer="0" w:gutter="0"/>
       <w:pgNumType w:start="1"/>
@@ -9606,6 +10922,119 @@
     </w:lvl>
   </w:abstractNum>
   <w:abstractNum w:abstractNumId="38" w15:restartNumberingAfterBreak="0">
+    <w:nsid w:val="6FC81D52"/>
+    <w:multiLevelType w:val="hybridMultilevel"/>
+    <w:tmpl w:val="2E98C52A"/>
+    <w:lvl w:ilvl="0" w:tplc="04160001">
+      <w:start w:val="1"/>
+      <w:numFmt w:val="bullet"/>
+      <w:lvlText w:val=""/>
+      <w:lvlJc w:val="left"/>
+      <w:pPr>
+        <w:ind w:left="1571" w:hanging="360"/>
+      </w:pPr>
+      <w:rPr>
+        <w:rFonts w:ascii="Symbol" w:hAnsi="Symbol" w:hint="default"/>
+      </w:rPr>
+    </w:lvl>
+    <w:lvl w:ilvl="1" w:tplc="04160003" w:tentative="1">
+      <w:start w:val="1"/>
+      <w:numFmt w:val="bullet"/>
+      <w:lvlText w:val="o"/>
+      <w:lvlJc w:val="left"/>
+      <w:pPr>
+        <w:ind w:left="2291" w:hanging="360"/>
+      </w:pPr>
+      <w:rPr>
+        <w:rFonts w:ascii="Courier New" w:hAnsi="Courier New" w:cs="Courier New" w:hint="default"/>
+      </w:rPr>
+    </w:lvl>
+    <w:lvl w:ilvl="2" w:tplc="04160005" w:tentative="1">
+      <w:start w:val="1"/>
+      <w:numFmt w:val="bullet"/>
+      <w:lvlText w:val=""/>
+      <w:lvlJc w:val="left"/>
+      <w:pPr>
+        <w:ind w:left="3011" w:hanging="360"/>
+      </w:pPr>
+      <w:rPr>
+        <w:rFonts w:ascii="Wingdings" w:hAnsi="Wingdings" w:hint="default"/>
+      </w:rPr>
+    </w:lvl>
+    <w:lvl w:ilvl="3" w:tplc="04160001" w:tentative="1">
+      <w:start w:val="1"/>
+      <w:numFmt w:val="bullet"/>
+      <w:lvlText w:val=""/>
+      <w:lvlJc w:val="left"/>
+      <w:pPr>
+        <w:ind w:left="3731" w:hanging="360"/>
+      </w:pPr>
+      <w:rPr>
+        <w:rFonts w:ascii="Symbol" w:hAnsi="Symbol" w:hint="default"/>
+      </w:rPr>
+    </w:lvl>
+    <w:lvl w:ilvl="4" w:tplc="04160003" w:tentative="1">
+      <w:start w:val="1"/>
+      <w:numFmt w:val="bullet"/>
+      <w:lvlText w:val="o"/>
+      <w:lvlJc w:val="left"/>
+      <w:pPr>
+        <w:ind w:left="4451" w:hanging="360"/>
+      </w:pPr>
+      <w:rPr>
+        <w:rFonts w:ascii="Courier New" w:hAnsi="Courier New" w:cs="Courier New" w:hint="default"/>
+      </w:rPr>
+    </w:lvl>
+    <w:lvl w:ilvl="5" w:tplc="04160005" w:tentative="1">
+      <w:start w:val="1"/>
+      <w:numFmt w:val="bullet"/>
+      <w:lvlText w:val=""/>
+      <w:lvlJc w:val="left"/>
+      <w:pPr>
+        <w:ind w:left="5171" w:hanging="360"/>
+      </w:pPr>
+      <w:rPr>
+        <w:rFonts w:ascii="Wingdings" w:hAnsi="Wingdings" w:hint="default"/>
+      </w:rPr>
+    </w:lvl>
+    <w:lvl w:ilvl="6" w:tplc="04160001" w:tentative="1">
+      <w:start w:val="1"/>
+      <w:numFmt w:val="bullet"/>
+      <w:lvlText w:val=""/>
+      <w:lvlJc w:val="left"/>
+      <w:pPr>
+        <w:ind w:left="5891" w:hanging="360"/>
+      </w:pPr>
+      <w:rPr>
+        <w:rFonts w:ascii="Symbol" w:hAnsi="Symbol" w:hint="default"/>
+      </w:rPr>
+    </w:lvl>
+    <w:lvl w:ilvl="7" w:tplc="04160003" w:tentative="1">
+      <w:start w:val="1"/>
+      <w:numFmt w:val="bullet"/>
+      <w:lvlText w:val="o"/>
+      <w:lvlJc w:val="left"/>
+      <w:pPr>
+        <w:ind w:left="6611" w:hanging="360"/>
+      </w:pPr>
+      <w:rPr>
+        <w:rFonts w:ascii="Courier New" w:hAnsi="Courier New" w:cs="Courier New" w:hint="default"/>
+      </w:rPr>
+    </w:lvl>
+    <w:lvl w:ilvl="8" w:tplc="04160005" w:tentative="1">
+      <w:start w:val="1"/>
+      <w:numFmt w:val="bullet"/>
+      <w:lvlText w:val=""/>
+      <w:lvlJc w:val="left"/>
+      <w:pPr>
+        <w:ind w:left="7331" w:hanging="360"/>
+      </w:pPr>
+      <w:rPr>
+        <w:rFonts w:ascii="Wingdings" w:hAnsi="Wingdings" w:hint="default"/>
+      </w:rPr>
+    </w:lvl>
+  </w:abstractNum>
+  <w:abstractNum w:abstractNumId="39" w15:restartNumberingAfterBreak="0">
     <w:nsid w:val="71481758"/>
     <w:multiLevelType w:val="multilevel"/>
     <w:tmpl w:val="0416001D"/>
@@ -9691,7 +11120,7 @@
       </w:pPr>
     </w:lvl>
   </w:abstractNum>
-  <w:abstractNum w:abstractNumId="39" w15:restartNumberingAfterBreak="0">
+  <w:abstractNum w:abstractNumId="40" w15:restartNumberingAfterBreak="0">
     <w:nsid w:val="745415DE"/>
     <w:multiLevelType w:val="hybridMultilevel"/>
     <w:tmpl w:val="5BDC7F08"/>
@@ -9780,7 +11209,7 @@
       </w:pPr>
     </w:lvl>
   </w:abstractNum>
-  <w:abstractNum w:abstractNumId="40" w15:restartNumberingAfterBreak="0">
+  <w:abstractNum w:abstractNumId="41" w15:restartNumberingAfterBreak="0">
     <w:nsid w:val="77AF46E3"/>
     <w:multiLevelType w:val="hybridMultilevel"/>
     <w:tmpl w:val="F162ED40"/>
@@ -9870,7 +11299,7 @@
       </w:pPr>
     </w:lvl>
   </w:abstractNum>
-  <w:abstractNum w:abstractNumId="41" w15:restartNumberingAfterBreak="0">
+  <w:abstractNum w:abstractNumId="42" w15:restartNumberingAfterBreak="0">
     <w:nsid w:val="78AB0B44"/>
     <w:multiLevelType w:val="hybridMultilevel"/>
     <w:tmpl w:val="6F7ED074"/>
@@ -10002,7 +11431,7 @@
     <w:abstractNumId w:val="7"/>
   </w:num>
   <w:num w:numId="15" w16cid:durableId="886575522">
-    <w:abstractNumId w:val="38"/>
+    <w:abstractNumId w:val="39"/>
   </w:num>
   <w:num w:numId="16" w16cid:durableId="505558247">
     <w:abstractNumId w:val="19"/>
@@ -10029,7 +11458,7 @@
     <w:abstractNumId w:val="36"/>
   </w:num>
   <w:num w:numId="24" w16cid:durableId="1862357606">
-    <w:abstractNumId w:val="39"/>
+    <w:abstractNumId w:val="40"/>
   </w:num>
   <w:num w:numId="25" w16cid:durableId="333995164">
     <w:abstractNumId w:val="14"/>
@@ -10044,7 +11473,7 @@
     <w:abstractNumId w:val="11"/>
   </w:num>
   <w:num w:numId="29" w16cid:durableId="1893300476">
-    <w:abstractNumId w:val="41"/>
+    <w:abstractNumId w:val="42"/>
   </w:num>
   <w:num w:numId="30" w16cid:durableId="979845190">
     <w:abstractNumId w:val="5"/>
@@ -10080,10 +11509,13 @@
     <w:abstractNumId w:val="9"/>
   </w:num>
   <w:num w:numId="41" w16cid:durableId="505176121">
-    <w:abstractNumId w:val="40"/>
+    <w:abstractNumId w:val="41"/>
   </w:num>
   <w:num w:numId="42" w16cid:durableId="1484081907">
     <w:abstractNumId w:val="4"/>
+  </w:num>
+  <w:num w:numId="43" w16cid:durableId="1028413044">
+    <w:abstractNumId w:val="38"/>
   </w:num>
 </w:numbering>
 </file>
